--- a/Modulo_1_Python/Teoria/Funciones_b.docx
+++ b/Modulo_1_Python/Teoria/Funciones_b.docx
@@ -718,8 +718,6 @@
 
 <file path=word/footer2.xml><?xml version="1.0" encoding="utf-8"?>
 <w:ftr xmlns:mc="http://schemas.openxmlformats.org/markup-compatibility/2006" xmlns:o="urn:schemas-microsoft-com:office:office" xmlns:r="http://schemas.openxmlformats.org/officeDocument/2006/relationships" xmlns:m="http://schemas.openxmlformats.org/officeDocument/2006/math" xmlns:v="urn:schemas-microsoft-com:vml" xmlns:wp="http://schemas.openxmlformats.org/drawingml/2006/wordprocessingDrawing" xmlns:w10="urn:schemas-microsoft-com:office:word" xmlns:w="http://schemas.openxmlformats.org/wordprocessingml/2006/main" xmlns:wne="http://schemas.microsoft.com/office/word/2006/wordml" xmlns:sl="http://schemas.openxmlformats.org/schemaLibrary/2006/main" xmlns:a="http://schemas.openxmlformats.org/drawingml/2006/main" xmlns:pic="http://schemas.openxmlformats.org/drawingml/2006/picture" xmlns:c="http://schemas.openxmlformats.org/drawingml/2006/chart" xmlns:lc="http://schemas.openxmlformats.org/drawingml/2006/lockedCanvas" xmlns:dgm="http://schemas.openxmlformats.org/drawingml/2006/diagram" xmlns:wps="http://schemas.microsoft.com/office/word/2010/wordprocessingShape" xmlns:wpg="http://schemas.microsoft.com/office/word/2010/wordprocessingGroup" xmlns:w14="http://schemas.microsoft.com/office/word/2010/wordml" xmlns:w15="http://schemas.microsoft.com/office/word/2012/wordml" xmlns:w16="http://schemas.microsoft.com/office/word/2018/wordml" xmlns:w16cex="http://schemas.microsoft.com/office/word/2018/wordml/cex" xmlns:w16cid="http://schemas.microsoft.com/office/word/2016/wordml/cid" xmlns="http://schemas.microsoft.com/office/tasks/2019/documenttasks" xmlns:cr="http://schemas.microsoft.com/office/comments/2020/reactions">
-  <w:bookmarkStart w:colFirst="0" w:colLast="0" w:name="bookmark=id.1fob9te" w:id="12"/>
-  <w:bookmarkEnd w:id="12"/>
   <w:p>
     <w:pPr>
       <w:keepNext w:val="0"/>
@@ -1508,7 +1506,7 @@
 
 <file path=customXML/item1.xml><?xml version="1.0" encoding="utf-8"?>
 <go:gDocsCustomXmlDataStorage xmlns:go="http://customooxmlschemas.google.com/" xmlns:r="http://schemas.openxmlformats.org/officeDocument/2006/relationships" uri="GoogleDocsCustomDataVersion2">
-  <go:docsCustomData xmlns:go="http://customooxmlschemas.google.com/" roundtripDataSignature="AMtx7mgDiC5/OKR/rvz8AL/SJTWNqEswIg==">CgMxLjAyCGguZ2pkZ3hzMhBraXguc3AzdGo1dzVlZjh0MgloLjMwajB6bGwyDWguMnRxeDd0bzRpenIyDmguMmhpMHdkNnAyZDJxMg5oLjYyc2g2a2dhd21qcjIOaC40ZHJkdGt0aHBxZGwyDmguY3JlMGt2djlhazdrMg5oLmY2ampkOHF0cWp6aDIOaC5qNGxmeDJtNzNpdjAyDmgudjIxcWUzOXhlc2J0Mg5oLjhybG0xOHY2dm81ZTIKaWQuMWZvYjl0ZTgAciExVmtTWk85bDZyM05lZWtqQVFUUVlkak9hdXJPM0lnSlQ=</go:docsCustomData>
+  <go:docsCustomData xmlns:go="http://customooxmlschemas.google.com/" roundtripDataSignature="AMtx7mjJZBLucD0VS0bH0S8BW5Je4K9PXA==">CgMxLjAyCGguZ2pkZ3hzMhBraXguc3AzdGo1dzVlZjh0MgloLjMwajB6bGwyDWguMnRxeDd0bzRpenIyDmguMmhpMHdkNnAyZDJxMg5oLjYyc2g2a2dhd21qcjIOaC40ZHJkdGt0aHBxZGwyDmguY3JlMGt2djlhazdrMg5oLmY2ampkOHF0cWp6aDIOaC5qNGxmeDJtNzNpdjAyDmgudjIxcWUzOXhlc2J0Mg5oLjhybG0xOHY2dm81ZTgAciExVmtTWk85bDZyM05lZWtqQVFUUVlkak9hdXJPM0lnSlQ=</go:docsCustomData>
 </go:gDocsCustomXmlDataStorage>
 </file>
 
